--- a/SKILL-10.docx
+++ b/SKILL-10.docx
@@ -20,29 +20,7 @@
           <w:sz w:val="28"/>
           <w:szCs w:val="28"/>
         </w:rPr>
-        <w:t xml:space="preserve">NAME: GURRALA HAREESH REDDY               ID NO:2400090155                        SEC </w:t>
-      </w:r>
-      <w:proofErr w:type="gramStart"/>
-      <w:r>
-        <w:rPr>
-          <w:b/>
-          <w:bCs/>
-          <w:color w:val="EE0000"/>
-          <w:sz w:val="28"/>
-          <w:szCs w:val="28"/>
-        </w:rPr>
-        <w:t>NO :</w:t>
-      </w:r>
-      <w:proofErr w:type="gramEnd"/>
-      <w:r>
-        <w:rPr>
-          <w:b/>
-          <w:bCs/>
-          <w:color w:val="EE0000"/>
-          <w:sz w:val="28"/>
-          <w:szCs w:val="28"/>
-        </w:rPr>
-        <w:t xml:space="preserve"> 06</w:t>
+        <w:t>NAME: GURRALA HAREESH REDDY               ID NO:2400090155                        SEC NO : 06</w:t>
       </w:r>
     </w:p>
     <w:p>
@@ -88,7 +66,6 @@
       <w:r>
         <w:br/>
       </w:r>
-      <w:proofErr w:type="gramStart"/>
       <w:r>
         <w:rPr>
           <w:b/>
@@ -105,7 +82,6 @@
         </w:rPr>
         <w:t xml:space="preserve"> :</w:t>
       </w:r>
-      <w:proofErr w:type="gramEnd"/>
       <w:r>
         <w:br/>
         <w:t>Demonstrate a simple React app for managing students: add, list, and delete students.</w:t>
@@ -131,15 +107,7 @@
         <w:br/>
       </w:r>
       <w:r>
-        <w:t xml:space="preserve">React (JavaScript), Node.js, </w:t>
-      </w:r>
-      <w:proofErr w:type="spellStart"/>
-      <w:r>
-        <w:t>npm</w:t>
-      </w:r>
-      <w:proofErr w:type="spellEnd"/>
-      <w:r>
-        <w:t>.</w:t>
+        <w:t>React (JavaScript), Node.js, npm.</w:t>
       </w:r>
     </w:p>
     <w:p>
@@ -170,8 +138,6 @@
           <w:szCs w:val="32"/>
         </w:rPr>
       </w:pPr>
-      <w:proofErr w:type="spellStart"/>
-      <w:proofErr w:type="gramStart"/>
       <w:r>
         <w:rPr>
           <w:b/>
@@ -181,8 +147,6 @@
         </w:rPr>
         <w:t>package.json</w:t>
       </w:r>
-      <w:proofErr w:type="spellEnd"/>
-      <w:proofErr w:type="gramEnd"/>
     </w:p>
     <w:p>
       <w:pPr>
@@ -237,39 +201,15 @@
         <w:ind w:left="720"/>
       </w:pPr>
       <w:r>
-        <w:t xml:space="preserve">    "</w:t>
-      </w:r>
-      <w:proofErr w:type="gramStart"/>
-      <w:r>
-        <w:t>react</w:t>
-      </w:r>
-      <w:proofErr w:type="gramEnd"/>
-      <w:r>
-        <w:t>-</w:t>
-      </w:r>
-      <w:proofErr w:type="spellStart"/>
-      <w:r>
-        <w:t>dom</w:t>
-      </w:r>
-      <w:proofErr w:type="spellEnd"/>
-      <w:r>
-        <w:t>": "^18.0.0",</w:t>
-      </w:r>
-    </w:p>
-    <w:p>
-      <w:pPr>
-        <w:ind w:left="720"/>
-      </w:pPr>
-      <w:r>
-        <w:t xml:space="preserve">    "</w:t>
-      </w:r>
-      <w:proofErr w:type="gramStart"/>
-      <w:r>
-        <w:t>react</w:t>
-      </w:r>
-      <w:proofErr w:type="gramEnd"/>
-      <w:r>
-        <w:t>-scripts": "5.0.1"</w:t>
+        <w:t xml:space="preserve">    "react-dom": "^18.0.0",</w:t>
+      </w:r>
+    </w:p>
+    <w:p>
+      <w:pPr>
+        <w:ind w:left="720"/>
+      </w:pPr>
+      <w:r>
+        <w:t xml:space="preserve">    "react-scripts": "5.0.1"</w:t>
       </w:r>
     </w:p>
     <w:p>
@@ -352,15 +292,7 @@
         <w:ind w:left="720"/>
       </w:pPr>
       <w:r>
-        <w:t>&lt;html lang="</w:t>
-      </w:r>
-      <w:proofErr w:type="spellStart"/>
-      <w:r>
-        <w:t>en</w:t>
-      </w:r>
-      <w:proofErr w:type="spellEnd"/>
-      <w:r>
-        <w:t>"&gt;</w:t>
+        <w:t>&lt;html lang="en"&gt;</w:t>
       </w:r>
     </w:p>
     <w:p>
@@ -408,6 +340,7 @@
         <w:ind w:left="720"/>
       </w:pPr>
       <w:r>
+        <w:lastRenderedPageBreak/>
         <w:t xml:space="preserve">    &lt;div id="root"&gt;&lt;/div&gt;</w:t>
       </w:r>
     </w:p>
@@ -436,7 +369,6 @@
           <w:szCs w:val="32"/>
         </w:rPr>
       </w:pPr>
-      <w:proofErr w:type="spellStart"/>
       <w:r>
         <w:rPr>
           <w:b/>
@@ -444,194 +376,433 @@
           <w:sz w:val="32"/>
           <w:szCs w:val="32"/>
         </w:rPr>
-        <w:lastRenderedPageBreak/>
-        <w:t>src</w:t>
-      </w:r>
-      <w:proofErr w:type="spellEnd"/>
-      <w:r>
+        <w:t>src/App.js</w:t>
+      </w:r>
+    </w:p>
+    <w:p>
+      <w:pPr>
+        <w:ind w:left="720"/>
+      </w:pPr>
+      <w:r>
+        <w:t>import React from "react";</w:t>
+      </w:r>
+    </w:p>
+    <w:p>
+      <w:pPr>
+        <w:ind w:left="720"/>
+      </w:pPr>
+      <w:r>
+        <w:t>import StudentManager from "./components/StudentManager";</w:t>
+      </w:r>
+    </w:p>
+    <w:p>
+      <w:pPr>
+        <w:ind w:left="720"/>
+      </w:pPr>
+      <w:r>
+        <w:t>import "./App.css";</w:t>
+      </w:r>
+    </w:p>
+    <w:p>
+      <w:pPr>
+        <w:ind w:left="720"/>
+      </w:pPr>
+    </w:p>
+    <w:p>
+      <w:pPr>
+        <w:ind w:left="720"/>
+      </w:pPr>
+      <w:r>
+        <w:t>function App() {</w:t>
+      </w:r>
+    </w:p>
+    <w:p>
+      <w:pPr>
+        <w:ind w:left="720"/>
+      </w:pPr>
+      <w:r>
+        <w:t xml:space="preserve">  return (</w:t>
+      </w:r>
+    </w:p>
+    <w:p>
+      <w:pPr>
+        <w:ind w:left="720"/>
+      </w:pPr>
+      <w:r>
+        <w:t xml:space="preserve">    &lt;div className="App"&gt;</w:t>
+      </w:r>
+    </w:p>
+    <w:p>
+      <w:pPr>
+        <w:ind w:left="720"/>
+      </w:pPr>
+      <w:r>
+        <w:t xml:space="preserve">      &lt;h2&gt;Student Manager&lt;/h2&gt;</w:t>
+      </w:r>
+    </w:p>
+    <w:p>
+      <w:pPr>
+        <w:ind w:left="720"/>
+      </w:pPr>
+      <w:r>
+        <w:t xml:space="preserve">      &lt;StudentManager /&gt;</w:t>
+      </w:r>
+    </w:p>
+    <w:p>
+      <w:pPr>
+        <w:ind w:left="720"/>
+      </w:pPr>
+      <w:r>
+        <w:t xml:space="preserve">    &lt;/div&gt;</w:t>
+      </w:r>
+    </w:p>
+    <w:p>
+      <w:pPr>
+        <w:ind w:left="720"/>
+      </w:pPr>
+      <w:r>
+        <w:t xml:space="preserve">  );</w:t>
+      </w:r>
+    </w:p>
+    <w:p>
+      <w:pPr>
+        <w:ind w:left="720"/>
+      </w:pPr>
+      <w:r>
+        <w:t>}</w:t>
+      </w:r>
+    </w:p>
+    <w:p>
+      <w:pPr>
+        <w:ind w:left="720"/>
+      </w:pPr>
+    </w:p>
+    <w:p>
+      <w:pPr>
+        <w:ind w:left="720"/>
+      </w:pPr>
+      <w:r>
+        <w:t>export default App;</w:t>
+      </w:r>
+    </w:p>
+    <w:p>
+      <w:pPr>
         <w:rPr>
           <w:b/>
           <w:bCs/>
           <w:sz w:val="32"/>
           <w:szCs w:val="32"/>
         </w:rPr>
-        <w:t>/App.js</w:t>
-      </w:r>
-    </w:p>
-    <w:p>
-      <w:pPr>
-        <w:ind w:left="720"/>
-      </w:pPr>
-      <w:r>
-        <w:t>import React from "react";</w:t>
-      </w:r>
-    </w:p>
-    <w:p>
-      <w:pPr>
-        <w:ind w:left="720"/>
-      </w:pPr>
-      <w:r>
-        <w:t xml:space="preserve">import </w:t>
-      </w:r>
-      <w:proofErr w:type="spellStart"/>
-      <w:r>
-        <w:t>StudentManager</w:t>
-      </w:r>
-      <w:proofErr w:type="spellEnd"/>
-      <w:r>
-        <w:t xml:space="preserve"> from </w:t>
-      </w:r>
-      <w:proofErr w:type="gramStart"/>
-      <w:r>
-        <w:t>"./</w:t>
-      </w:r>
-      <w:proofErr w:type="gramEnd"/>
-      <w:r>
-        <w:t>components/</w:t>
-      </w:r>
-      <w:proofErr w:type="spellStart"/>
-      <w:r>
-        <w:t>StudentManager</w:t>
-      </w:r>
-      <w:proofErr w:type="spellEnd"/>
-      <w:r>
-        <w:t>";</w:t>
-      </w:r>
-    </w:p>
-    <w:p>
-      <w:pPr>
-        <w:ind w:left="720"/>
-      </w:pPr>
-      <w:r>
-        <w:t>import "./App.css";</w:t>
-      </w:r>
-    </w:p>
-    <w:p>
-      <w:pPr>
-        <w:ind w:left="720"/>
-      </w:pPr>
-    </w:p>
-    <w:p>
-      <w:pPr>
-        <w:ind w:left="720"/>
-      </w:pPr>
-      <w:r>
-        <w:t xml:space="preserve">function </w:t>
-      </w:r>
-      <w:proofErr w:type="gramStart"/>
-      <w:r>
-        <w:t>App(</w:t>
-      </w:r>
-      <w:proofErr w:type="gramEnd"/>
-      <w:r>
-        <w:t>) {</w:t>
-      </w:r>
-    </w:p>
-    <w:p>
-      <w:pPr>
-        <w:ind w:left="720"/>
-      </w:pPr>
-      <w:r>
-        <w:t xml:space="preserve">  return (</w:t>
-      </w:r>
-    </w:p>
-    <w:p>
-      <w:pPr>
-        <w:ind w:left="720"/>
-      </w:pPr>
-      <w:r>
-        <w:t xml:space="preserve">    &lt;div </w:t>
-      </w:r>
-      <w:proofErr w:type="spellStart"/>
-      <w:r>
-        <w:t>className</w:t>
-      </w:r>
-      <w:proofErr w:type="spellEnd"/>
-      <w:r>
-        <w:t>="App"&gt;</w:t>
-      </w:r>
-    </w:p>
-    <w:p>
-      <w:pPr>
-        <w:ind w:left="720"/>
-      </w:pPr>
-      <w:r>
-        <w:t xml:space="preserve">      &lt;h2&gt;Student Manager&lt;/h2&gt;</w:t>
-      </w:r>
-    </w:p>
-    <w:p>
-      <w:pPr>
-        <w:ind w:left="720"/>
-      </w:pPr>
-      <w:r>
-        <w:t xml:space="preserve">      &lt;</w:t>
-      </w:r>
-      <w:proofErr w:type="spellStart"/>
-      <w:r>
-        <w:t>StudentManager</w:t>
-      </w:r>
-      <w:proofErr w:type="spellEnd"/>
-      <w:r>
-        <w:t xml:space="preserve"> /&gt;</w:t>
-      </w:r>
-    </w:p>
-    <w:p>
-      <w:pPr>
-        <w:ind w:left="720"/>
-      </w:pPr>
-      <w:r>
-        <w:t xml:space="preserve">    &lt;/div&gt;</w:t>
-      </w:r>
-    </w:p>
-    <w:p>
-      <w:pPr>
-        <w:ind w:left="720"/>
-      </w:pPr>
-      <w:r>
-        <w:t xml:space="preserve">  );</w:t>
-      </w:r>
-    </w:p>
-    <w:p>
-      <w:pPr>
-        <w:ind w:left="720"/>
-      </w:pPr>
-      <w:r>
-        <w:t>}</w:t>
-      </w:r>
-    </w:p>
-    <w:p>
-      <w:pPr>
-        <w:ind w:left="720"/>
-      </w:pPr>
-    </w:p>
-    <w:p>
-      <w:pPr>
-        <w:ind w:left="720"/>
-      </w:pPr>
-      <w:r>
-        <w:t>export default App;</w:t>
-      </w:r>
-    </w:p>
-    <w:p>
-      <w:pPr>
+      </w:pPr>
+      <w:r>
         <w:rPr>
           <w:b/>
           <w:bCs/>
           <w:sz w:val="32"/>
           <w:szCs w:val="32"/>
         </w:rPr>
-      </w:pPr>
-      <w:proofErr w:type="spellStart"/>
-      <w:r>
+        <w:t>src/components/StudentManager.js</w:t>
+      </w:r>
+    </w:p>
+    <w:p>
+      <w:pPr>
+        <w:ind w:left="720"/>
+      </w:pPr>
+      <w:r>
+        <w:t>import React, { useState } from "react";</w:t>
+      </w:r>
+    </w:p>
+    <w:p>
+      <w:pPr>
+        <w:ind w:left="720"/>
+      </w:pPr>
+    </w:p>
+    <w:p>
+      <w:pPr>
+        <w:ind w:left="720"/>
+      </w:pPr>
+      <w:r>
+        <w:t>function StudentManager() {</w:t>
+      </w:r>
+    </w:p>
+    <w:p>
+      <w:pPr>
+        <w:ind w:left="720"/>
+      </w:pPr>
+      <w:r>
+        <w:t xml:space="preserve">  const [students, setStudents] = useState([]);</w:t>
+      </w:r>
+    </w:p>
+    <w:p>
+      <w:pPr>
+        <w:ind w:left="720"/>
+      </w:pPr>
+      <w:r>
+        <w:t xml:space="preserve">  const [name, setName] = useState("");</w:t>
+      </w:r>
+    </w:p>
+    <w:p>
+      <w:pPr>
+        <w:ind w:left="720"/>
+      </w:pPr>
+    </w:p>
+    <w:p>
+      <w:pPr>
+        <w:ind w:left="720"/>
+      </w:pPr>
+      <w:r>
+        <w:t xml:space="preserve">  const addStudent = () =&gt; {</w:t>
+      </w:r>
+    </w:p>
+    <w:p>
+      <w:pPr>
+        <w:ind w:left="720"/>
+      </w:pPr>
+      <w:r>
+        <w:t xml:space="preserve">    if (name.trim()) {</w:t>
+      </w:r>
+    </w:p>
+    <w:p>
+      <w:pPr>
+        <w:ind w:left="720"/>
+      </w:pPr>
+      <w:r>
+        <w:t xml:space="preserve">      setStudents([...students, name]);</w:t>
+      </w:r>
+    </w:p>
+    <w:p>
+      <w:pPr>
+        <w:ind w:left="720"/>
+      </w:pPr>
+      <w:r>
+        <w:t xml:space="preserve">      setName("");</w:t>
+      </w:r>
+    </w:p>
+    <w:p>
+      <w:pPr>
+        <w:ind w:left="720"/>
+      </w:pPr>
+      <w:r>
+        <w:t xml:space="preserve">    }</w:t>
+      </w:r>
+    </w:p>
+    <w:p>
+      <w:pPr>
+        <w:ind w:left="720"/>
+      </w:pPr>
+      <w:r>
+        <w:t xml:space="preserve">  };</w:t>
+      </w:r>
+    </w:p>
+    <w:p>
+      <w:pPr>
+        <w:ind w:left="720"/>
+      </w:pPr>
+    </w:p>
+    <w:p>
+      <w:pPr>
+        <w:ind w:left="720"/>
+      </w:pPr>
+      <w:r>
+        <w:lastRenderedPageBreak/>
+        <w:t xml:space="preserve">  const deleteStudent = (index) =&gt; {</w:t>
+      </w:r>
+    </w:p>
+    <w:p>
+      <w:pPr>
+        <w:ind w:left="720"/>
+      </w:pPr>
+      <w:r>
+        <w:t xml:space="preserve">    setStudents(students.filter((_, i) =&gt; i !== index));</w:t>
+      </w:r>
+    </w:p>
+    <w:p>
+      <w:pPr>
+        <w:ind w:left="720"/>
+      </w:pPr>
+      <w:r>
+        <w:t xml:space="preserve">  };</w:t>
+      </w:r>
+    </w:p>
+    <w:p>
+      <w:pPr>
+        <w:ind w:left="720"/>
+      </w:pPr>
+    </w:p>
+    <w:p>
+      <w:pPr>
+        <w:ind w:left="720"/>
+      </w:pPr>
+      <w:r>
+        <w:t xml:space="preserve">  return (</w:t>
+      </w:r>
+    </w:p>
+    <w:p>
+      <w:pPr>
+        <w:ind w:left="720"/>
+      </w:pPr>
+      <w:r>
+        <w:t xml:space="preserve">    &lt;div&gt;</w:t>
+      </w:r>
+    </w:p>
+    <w:p>
+      <w:pPr>
+        <w:ind w:left="720"/>
+      </w:pPr>
+      <w:r>
+        <w:t xml:space="preserve">      &lt;input</w:t>
+      </w:r>
+    </w:p>
+    <w:p>
+      <w:pPr>
+        <w:ind w:left="720"/>
+      </w:pPr>
+      <w:r>
+        <w:t xml:space="preserve">        value={name}</w:t>
+      </w:r>
+    </w:p>
+    <w:p>
+      <w:pPr>
+        <w:ind w:left="720"/>
+      </w:pPr>
+      <w:r>
+        <w:t xml:space="preserve">        onChange={(e) =&gt; setName(e.target.value)}</w:t>
+      </w:r>
+    </w:p>
+    <w:p>
+      <w:pPr>
+        <w:ind w:left="720"/>
+      </w:pPr>
+      <w:r>
+        <w:t xml:space="preserve">        placeholder="Enter student name"</w:t>
+      </w:r>
+    </w:p>
+    <w:p>
+      <w:pPr>
+        <w:ind w:left="720"/>
+      </w:pPr>
+      <w:r>
+        <w:t xml:space="preserve">      /&gt;</w:t>
+      </w:r>
+    </w:p>
+    <w:p>
+      <w:pPr>
+        <w:ind w:left="720"/>
+      </w:pPr>
+      <w:r>
+        <w:t xml:space="preserve">      &lt;button onClick={addStudent}&gt;Add&lt;/button&gt;</w:t>
+      </w:r>
+    </w:p>
+    <w:p>
+      <w:pPr>
+        <w:ind w:left="720"/>
+      </w:pPr>
+      <w:r>
+        <w:t xml:space="preserve">      &lt;ul&gt;</w:t>
+      </w:r>
+    </w:p>
+    <w:p>
+      <w:pPr>
+        <w:ind w:left="720"/>
+      </w:pPr>
+      <w:r>
+        <w:t xml:space="preserve">        {students.map((student, idx) =&gt; (</w:t>
+      </w:r>
+    </w:p>
+    <w:p>
+      <w:pPr>
+        <w:ind w:left="720"/>
+      </w:pPr>
+      <w:r>
+        <w:t xml:space="preserve">          &lt;li key={idx}&gt;</w:t>
+      </w:r>
+    </w:p>
+    <w:p>
+      <w:pPr>
+        <w:ind w:left="720"/>
+      </w:pPr>
+      <w:r>
+        <w:t xml:space="preserve">            {student}</w:t>
+      </w:r>
+    </w:p>
+    <w:p>
+      <w:pPr>
+        <w:ind w:left="720"/>
+      </w:pPr>
+      <w:r>
+        <w:t xml:space="preserve">            &lt;button onClick={() =&gt; deleteStudent(idx)}&gt;Delete&lt;/button&gt;</w:t>
+      </w:r>
+    </w:p>
+    <w:p>
+      <w:pPr>
+        <w:ind w:left="720"/>
+      </w:pPr>
+      <w:r>
+        <w:t xml:space="preserve">          &lt;/li&gt;</w:t>
+      </w:r>
+    </w:p>
+    <w:p>
+      <w:pPr>
+        <w:ind w:left="720"/>
+      </w:pPr>
+      <w:r>
+        <w:t xml:space="preserve">        ))}</w:t>
+      </w:r>
+    </w:p>
+    <w:p>
+      <w:pPr>
+        <w:ind w:left="720"/>
+      </w:pPr>
+      <w:r>
+        <w:t xml:space="preserve">      &lt;/ul&gt;</w:t>
+      </w:r>
+    </w:p>
+    <w:p>
+      <w:pPr>
+        <w:ind w:left="720"/>
+      </w:pPr>
+      <w:r>
+        <w:t xml:space="preserve">    &lt;/div&gt;</w:t>
+      </w:r>
+    </w:p>
+    <w:p>
+      <w:pPr>
+        <w:ind w:left="720"/>
+      </w:pPr>
+      <w:r>
+        <w:t xml:space="preserve">  );</w:t>
+      </w:r>
+    </w:p>
+    <w:p>
+      <w:pPr>
+        <w:ind w:left="720"/>
+      </w:pPr>
+      <w:r>
+        <w:t>}</w:t>
+      </w:r>
+    </w:p>
+    <w:p>
+      <w:pPr>
+        <w:ind w:left="720"/>
+      </w:pPr>
+    </w:p>
+    <w:p>
+      <w:pPr>
+        <w:ind w:left="720"/>
+      </w:pPr>
+      <w:r>
+        <w:t>export default StudentManager;</w:t>
+      </w:r>
+    </w:p>
+    <w:p>
+      <w:pPr>
         <w:rPr>
           <w:b/>
           <w:bCs/>
           <w:sz w:val="32"/>
           <w:szCs w:val="32"/>
         </w:rPr>
-        <w:t>src</w:t>
-      </w:r>
-      <w:proofErr w:type="spellEnd"/>
+      </w:pPr>
       <w:r>
         <w:rPr>
           <w:b/>
@@ -639,338 +810,63 @@
           <w:sz w:val="32"/>
           <w:szCs w:val="32"/>
         </w:rPr>
-        <w:t>/components/StudentManager.js</w:t>
-      </w:r>
-    </w:p>
-    <w:p>
-      <w:pPr>
-        <w:ind w:left="720"/>
-      </w:pPr>
-      <w:r>
-        <w:t xml:space="preserve">import React, </w:t>
-      </w:r>
-      <w:proofErr w:type="gramStart"/>
-      <w:r>
-        <w:t xml:space="preserve">{ </w:t>
-      </w:r>
-      <w:proofErr w:type="spellStart"/>
-      <w:r>
-        <w:t>useState</w:t>
-      </w:r>
-      <w:proofErr w:type="spellEnd"/>
-      <w:proofErr w:type="gramEnd"/>
-      <w:r>
-        <w:t xml:space="preserve"> } from "react";</w:t>
-      </w:r>
-    </w:p>
-    <w:p>
-      <w:pPr>
-        <w:ind w:left="720"/>
-      </w:pPr>
-    </w:p>
-    <w:p>
-      <w:pPr>
-        <w:ind w:left="720"/>
-      </w:pPr>
-      <w:r>
-        <w:t xml:space="preserve">function </w:t>
-      </w:r>
-      <w:proofErr w:type="spellStart"/>
-      <w:proofErr w:type="gramStart"/>
-      <w:r>
-        <w:t>StudentManager</w:t>
-      </w:r>
-      <w:proofErr w:type="spellEnd"/>
-      <w:r>
-        <w:t>(</w:t>
-      </w:r>
-      <w:proofErr w:type="gramEnd"/>
-      <w:r>
-        <w:t>) {</w:t>
-      </w:r>
-    </w:p>
-    <w:p>
-      <w:pPr>
-        <w:ind w:left="720"/>
-      </w:pPr>
-      <w:r>
-        <w:t xml:space="preserve">  </w:t>
-      </w:r>
-      <w:proofErr w:type="spellStart"/>
-      <w:r>
-        <w:t>const</w:t>
-      </w:r>
-      <w:proofErr w:type="spellEnd"/>
-      <w:r>
-        <w:t xml:space="preserve"> [students, </w:t>
-      </w:r>
-      <w:proofErr w:type="spellStart"/>
-      <w:r>
-        <w:t>setStudents</w:t>
-      </w:r>
-      <w:proofErr w:type="spellEnd"/>
-      <w:r>
-        <w:t xml:space="preserve">] = </w:t>
-      </w:r>
-      <w:proofErr w:type="spellStart"/>
-      <w:proofErr w:type="gramStart"/>
-      <w:r>
-        <w:t>useState</w:t>
-      </w:r>
-      <w:proofErr w:type="spellEnd"/>
-      <w:r>
-        <w:t>(</w:t>
-      </w:r>
-      <w:proofErr w:type="gramEnd"/>
-      <w:r>
-        <w:t>[]);</w:t>
-      </w:r>
-    </w:p>
-    <w:p>
-      <w:pPr>
-        <w:ind w:left="720"/>
-      </w:pPr>
-      <w:r>
-        <w:t xml:space="preserve">  </w:t>
-      </w:r>
-      <w:proofErr w:type="spellStart"/>
-      <w:r>
-        <w:t>const</w:t>
-      </w:r>
-      <w:proofErr w:type="spellEnd"/>
-      <w:r>
-        <w:t xml:space="preserve"> [name, </w:t>
-      </w:r>
-      <w:proofErr w:type="spellStart"/>
-      <w:r>
-        <w:t>setName</w:t>
-      </w:r>
-      <w:proofErr w:type="spellEnd"/>
-      <w:r>
-        <w:t xml:space="preserve">] = </w:t>
-      </w:r>
-      <w:proofErr w:type="spellStart"/>
-      <w:proofErr w:type="gramStart"/>
-      <w:r>
-        <w:t>useState</w:t>
-      </w:r>
-      <w:proofErr w:type="spellEnd"/>
-      <w:r>
-        <w:t>(</w:t>
-      </w:r>
-      <w:proofErr w:type="gramEnd"/>
-      <w:r>
-        <w:t>"");</w:t>
-      </w:r>
-    </w:p>
-    <w:p>
-      <w:pPr>
-        <w:ind w:left="720"/>
-      </w:pPr>
-    </w:p>
-    <w:p>
-      <w:pPr>
-        <w:ind w:left="720"/>
-      </w:pPr>
-      <w:r>
-        <w:t xml:space="preserve">  </w:t>
-      </w:r>
-      <w:proofErr w:type="spellStart"/>
-      <w:r>
-        <w:t>const</w:t>
-      </w:r>
-      <w:proofErr w:type="spellEnd"/>
-      <w:r>
-        <w:t xml:space="preserve"> </w:t>
-      </w:r>
-      <w:proofErr w:type="spellStart"/>
-      <w:r>
-        <w:t>addStudent</w:t>
-      </w:r>
-      <w:proofErr w:type="spellEnd"/>
-      <w:r>
-        <w:t xml:space="preserve"> = () =&gt; {</w:t>
-      </w:r>
-    </w:p>
-    <w:p>
-      <w:pPr>
-        <w:ind w:left="720"/>
-      </w:pPr>
-      <w:r>
-        <w:t xml:space="preserve">    if (</w:t>
-      </w:r>
-      <w:proofErr w:type="spellStart"/>
-      <w:proofErr w:type="gramStart"/>
-      <w:r>
-        <w:t>name.trim</w:t>
-      </w:r>
-      <w:proofErr w:type="spellEnd"/>
-      <w:proofErr w:type="gramEnd"/>
-      <w:r>
-        <w:t>()) {</w:t>
-      </w:r>
-    </w:p>
-    <w:p>
-      <w:pPr>
-        <w:ind w:left="720"/>
-      </w:pPr>
-      <w:r>
-        <w:t xml:space="preserve">      </w:t>
-      </w:r>
-      <w:proofErr w:type="spellStart"/>
-      <w:proofErr w:type="gramStart"/>
-      <w:r>
-        <w:t>setStudents</w:t>
-      </w:r>
-      <w:proofErr w:type="spellEnd"/>
-      <w:r>
-        <w:t>(</w:t>
-      </w:r>
-      <w:proofErr w:type="gramEnd"/>
-      <w:r>
-        <w:t>[...students, name]);</w:t>
-      </w:r>
-    </w:p>
-    <w:p>
-      <w:pPr>
-        <w:ind w:left="720"/>
-      </w:pPr>
-      <w:r>
-        <w:t xml:space="preserve">      </w:t>
-      </w:r>
-      <w:proofErr w:type="spellStart"/>
-      <w:proofErr w:type="gramStart"/>
-      <w:r>
-        <w:t>setName</w:t>
-      </w:r>
-      <w:proofErr w:type="spellEnd"/>
-      <w:r>
-        <w:t>(</w:t>
-      </w:r>
-      <w:proofErr w:type="gramEnd"/>
-      <w:r>
-        <w:t>"");</w:t>
-      </w:r>
-    </w:p>
-    <w:p>
-      <w:pPr>
-        <w:ind w:left="720"/>
-      </w:pPr>
-      <w:r>
-        <w:t xml:space="preserve">    }</w:t>
-      </w:r>
-    </w:p>
-    <w:p>
-      <w:pPr>
-        <w:ind w:left="720"/>
-      </w:pPr>
-      <w:r>
-        <w:t xml:space="preserve">  };</w:t>
-      </w:r>
-    </w:p>
-    <w:p>
-      <w:pPr>
-        <w:ind w:left="720"/>
-      </w:pPr>
-    </w:p>
-    <w:p>
-      <w:pPr>
-        <w:ind w:left="720"/>
-      </w:pPr>
-      <w:r>
-        <w:t xml:space="preserve">  </w:t>
-      </w:r>
-      <w:proofErr w:type="spellStart"/>
-      <w:r>
-        <w:t>const</w:t>
-      </w:r>
-      <w:proofErr w:type="spellEnd"/>
-      <w:r>
-        <w:t xml:space="preserve"> </w:t>
-      </w:r>
-      <w:proofErr w:type="spellStart"/>
-      <w:r>
-        <w:t>deleteStudent</w:t>
-      </w:r>
-      <w:proofErr w:type="spellEnd"/>
-      <w:r>
-        <w:t xml:space="preserve"> = (index) =&gt; {</w:t>
-      </w:r>
-    </w:p>
-    <w:p>
-      <w:pPr>
-        <w:ind w:left="720"/>
-      </w:pPr>
-      <w:r>
-        <w:t xml:space="preserve">    </w:t>
-      </w:r>
-      <w:proofErr w:type="spellStart"/>
-      <w:proofErr w:type="gramStart"/>
-      <w:r>
-        <w:t>setStudents</w:t>
-      </w:r>
-      <w:proofErr w:type="spellEnd"/>
-      <w:r>
-        <w:t>(</w:t>
-      </w:r>
-      <w:proofErr w:type="spellStart"/>
-      <w:r>
-        <w:t>students.filter</w:t>
-      </w:r>
-      <w:proofErr w:type="spellEnd"/>
-      <w:proofErr w:type="gramEnd"/>
-      <w:r>
-        <w:t xml:space="preserve">((_, </w:t>
-      </w:r>
-      <w:proofErr w:type="spellStart"/>
-      <w:r>
-        <w:t>i</w:t>
-      </w:r>
-      <w:proofErr w:type="spellEnd"/>
-      <w:r>
-        <w:t xml:space="preserve">) =&gt; </w:t>
-      </w:r>
-      <w:proofErr w:type="spellStart"/>
-      <w:proofErr w:type="gramStart"/>
-      <w:r>
-        <w:t>i</w:t>
-      </w:r>
-      <w:proofErr w:type="spellEnd"/>
-      <w:r>
-        <w:t xml:space="preserve"> !</w:t>
-      </w:r>
-      <w:proofErr w:type="gramEnd"/>
-      <w:r>
-        <w:t>== index));</w:t>
-      </w:r>
-    </w:p>
-    <w:p>
-      <w:pPr>
-        <w:ind w:left="720"/>
-      </w:pPr>
-      <w:r>
-        <w:t xml:space="preserve">  };</w:t>
-      </w:r>
-    </w:p>
-    <w:p>
-      <w:pPr>
-        <w:ind w:left="720"/>
-      </w:pPr>
-    </w:p>
-    <w:p>
-      <w:pPr>
-        <w:ind w:left="720"/>
-      </w:pPr>
-      <w:r>
-        <w:t xml:space="preserve">  return (</w:t>
-      </w:r>
-    </w:p>
-    <w:p>
-      <w:pPr>
-        <w:ind w:left="720"/>
-      </w:pPr>
-      <w:r>
-        <w:t xml:space="preserve">    &lt;div&gt;</w:t>
+        <w:t>src/App.css</w:t>
+      </w:r>
+    </w:p>
+    <w:p>
+      <w:pPr>
+        <w:ind w:left="720"/>
+      </w:pPr>
+      <w:r>
+        <w:t>.App {</w:t>
+      </w:r>
+    </w:p>
+    <w:p>
+      <w:pPr>
+        <w:ind w:left="720"/>
+      </w:pPr>
+      <w:r>
+        <w:t xml:space="preserve">  font-family: Arial, sans-serif;</w:t>
+      </w:r>
+    </w:p>
+    <w:p>
+      <w:pPr>
+        <w:ind w:left="720"/>
+      </w:pPr>
+      <w:r>
+        <w:t xml:space="preserve">  margin: 40px;</w:t>
+      </w:r>
+    </w:p>
+    <w:p>
+      <w:pPr>
+        <w:ind w:left="720"/>
+      </w:pPr>
+      <w:r>
+        <w:t>}</w:t>
+      </w:r>
+    </w:p>
+    <w:p>
+      <w:pPr>
+        <w:ind w:left="720"/>
+      </w:pPr>
+      <w:r>
+        <w:t>input {</w:t>
+      </w:r>
+    </w:p>
+    <w:p>
+      <w:pPr>
+        <w:ind w:left="720"/>
+      </w:pPr>
+      <w:r>
+        <w:t xml:space="preserve">  margin-right: 8px;</w:t>
+      </w:r>
+    </w:p>
+    <w:p>
+      <w:pPr>
+        <w:ind w:left="720"/>
+      </w:pPr>
+      <w:r>
+        <w:t>}</w:t>
       </w:r>
     </w:p>
     <w:p>
@@ -979,230 +875,15 @@
       </w:pPr>
       <w:r>
         <w:lastRenderedPageBreak/>
-        <w:t xml:space="preserve">      &lt;input</w:t>
-      </w:r>
-    </w:p>
-    <w:p>
-      <w:pPr>
-        <w:ind w:left="720"/>
-      </w:pPr>
-      <w:r>
-        <w:t xml:space="preserve">        value={name}</w:t>
-      </w:r>
-    </w:p>
-    <w:p>
-      <w:pPr>
-        <w:ind w:left="720"/>
-      </w:pPr>
-      <w:r>
-        <w:t xml:space="preserve">        </w:t>
-      </w:r>
-      <w:proofErr w:type="spellStart"/>
-      <w:r>
-        <w:t>onChange</w:t>
-      </w:r>
-      <w:proofErr w:type="spellEnd"/>
-      <w:r>
-        <w:t xml:space="preserve">={(e) =&gt; </w:t>
-      </w:r>
-      <w:proofErr w:type="spellStart"/>
-      <w:r>
-        <w:t>setName</w:t>
-      </w:r>
-      <w:proofErr w:type="spellEnd"/>
-      <w:r>
-        <w:t>(</w:t>
-      </w:r>
-      <w:proofErr w:type="spellStart"/>
-      <w:proofErr w:type="gramStart"/>
-      <w:r>
-        <w:t>e.target</w:t>
-      </w:r>
-      <w:proofErr w:type="gramEnd"/>
-      <w:r>
-        <w:t>.value</w:t>
-      </w:r>
-      <w:proofErr w:type="spellEnd"/>
-      <w:r>
-        <w:t>)}</w:t>
-      </w:r>
-    </w:p>
-    <w:p>
-      <w:pPr>
-        <w:ind w:left="720"/>
-      </w:pPr>
-      <w:r>
-        <w:t xml:space="preserve">        placeholder="Enter student name"</w:t>
-      </w:r>
-    </w:p>
-    <w:p>
-      <w:pPr>
-        <w:ind w:left="720"/>
-      </w:pPr>
-      <w:r>
-        <w:t xml:space="preserve">      /&gt;</w:t>
-      </w:r>
-    </w:p>
-    <w:p>
-      <w:pPr>
-        <w:ind w:left="720"/>
-      </w:pPr>
-      <w:r>
-        <w:t xml:space="preserve">      &lt;button </w:t>
-      </w:r>
-      <w:proofErr w:type="spellStart"/>
-      <w:r>
-        <w:t>onClick</w:t>
-      </w:r>
-      <w:proofErr w:type="spellEnd"/>
-      <w:r>
-        <w:t>={</w:t>
-      </w:r>
-      <w:proofErr w:type="spellStart"/>
-      <w:r>
-        <w:t>addStudent</w:t>
-      </w:r>
-      <w:proofErr w:type="spellEnd"/>
-      <w:r>
-        <w:t>}&gt;Add&lt;/button&gt;</w:t>
-      </w:r>
-    </w:p>
-    <w:p>
-      <w:pPr>
-        <w:ind w:left="720"/>
-      </w:pPr>
-      <w:r>
-        <w:t xml:space="preserve">      &lt;ul&gt;</w:t>
-      </w:r>
-    </w:p>
-    <w:p>
-      <w:pPr>
-        <w:ind w:left="720"/>
-      </w:pPr>
-      <w:r>
-        <w:t xml:space="preserve">        {</w:t>
-      </w:r>
-      <w:proofErr w:type="spellStart"/>
-      <w:proofErr w:type="gramStart"/>
-      <w:r>
-        <w:t>students.map</w:t>
-      </w:r>
-      <w:proofErr w:type="spellEnd"/>
-      <w:r>
-        <w:t>(</w:t>
-      </w:r>
-      <w:proofErr w:type="gramEnd"/>
-      <w:r>
-        <w:t xml:space="preserve">(student, </w:t>
-      </w:r>
-      <w:proofErr w:type="spellStart"/>
-      <w:r>
-        <w:t>idx</w:t>
-      </w:r>
-      <w:proofErr w:type="spellEnd"/>
-      <w:r>
-        <w:t>) =&gt; (</w:t>
-      </w:r>
-    </w:p>
-    <w:p>
-      <w:pPr>
-        <w:ind w:left="720"/>
-      </w:pPr>
-      <w:r>
-        <w:t xml:space="preserve">          &lt;li key={</w:t>
-      </w:r>
-      <w:proofErr w:type="spellStart"/>
-      <w:r>
-        <w:t>idx</w:t>
-      </w:r>
-      <w:proofErr w:type="spellEnd"/>
-      <w:r>
-        <w:t>}&gt;</w:t>
-      </w:r>
-    </w:p>
-    <w:p>
-      <w:pPr>
-        <w:ind w:left="720"/>
-      </w:pPr>
-      <w:r>
-        <w:t xml:space="preserve">            {student}</w:t>
-      </w:r>
-    </w:p>
-    <w:p>
-      <w:pPr>
-        <w:ind w:left="720"/>
-      </w:pPr>
-      <w:r>
-        <w:t xml:space="preserve">            &lt;button </w:t>
-      </w:r>
-      <w:proofErr w:type="spellStart"/>
-      <w:r>
-        <w:t>onClick</w:t>
-      </w:r>
-      <w:proofErr w:type="spellEnd"/>
-      <w:proofErr w:type="gramStart"/>
-      <w:r>
-        <w:t>={</w:t>
-      </w:r>
-      <w:proofErr w:type="gramEnd"/>
-      <w:r>
-        <w:t xml:space="preserve">() =&gt; </w:t>
-      </w:r>
-      <w:proofErr w:type="spellStart"/>
-      <w:r>
-        <w:t>deleteStudent</w:t>
-      </w:r>
-      <w:proofErr w:type="spellEnd"/>
-      <w:r>
-        <w:t>(</w:t>
-      </w:r>
-      <w:proofErr w:type="spellStart"/>
-      <w:r>
-        <w:t>idx</w:t>
-      </w:r>
-      <w:proofErr w:type="spellEnd"/>
-      <w:r>
-        <w:t>)}&gt;Delete&lt;/button&gt;</w:t>
-      </w:r>
-    </w:p>
-    <w:p>
-      <w:pPr>
-        <w:ind w:left="720"/>
-      </w:pPr>
-      <w:r>
-        <w:t xml:space="preserve">          &lt;/li&gt;</w:t>
-      </w:r>
-    </w:p>
-    <w:p>
-      <w:pPr>
-        <w:ind w:left="720"/>
-      </w:pPr>
-      <w:r>
-        <w:t xml:space="preserve">        ))}</w:t>
-      </w:r>
-    </w:p>
-    <w:p>
-      <w:pPr>
-        <w:ind w:left="720"/>
-      </w:pPr>
-      <w:r>
-        <w:t xml:space="preserve">      &lt;/ul&gt;</w:t>
-      </w:r>
-    </w:p>
-    <w:p>
-      <w:pPr>
-        <w:ind w:left="720"/>
-      </w:pPr>
-      <w:r>
-        <w:t xml:space="preserve">    &lt;/div&gt;</w:t>
-      </w:r>
-    </w:p>
-    <w:p>
-      <w:pPr>
-        <w:ind w:left="720"/>
-      </w:pPr>
-      <w:r>
-        <w:t xml:space="preserve">  );</w:t>
+        <w:t>button {</w:t>
+      </w:r>
+    </w:p>
+    <w:p>
+      <w:pPr>
+        <w:ind w:left="720"/>
+      </w:pPr>
+      <w:r>
+        <w:t xml:space="preserve">  margin-left: 8px;</w:t>
       </w:r>
     </w:p>
     <w:p>
@@ -1217,21 +898,48 @@
       <w:pPr>
         <w:ind w:left="720"/>
       </w:pPr>
-    </w:p>
-    <w:p>
-      <w:pPr>
-        <w:ind w:left="720"/>
-      </w:pPr>
-      <w:r>
-        <w:t xml:space="preserve">export default </w:t>
-      </w:r>
-      <w:proofErr w:type="spellStart"/>
-      <w:r>
-        <w:t>StudentManager</w:t>
-      </w:r>
-      <w:proofErr w:type="spellEnd"/>
-      <w:r>
-        <w:t>;</w:t>
+      <w:r>
+        <w:t>ul {</w:t>
+      </w:r>
+    </w:p>
+    <w:p>
+      <w:pPr>
+        <w:ind w:left="720"/>
+      </w:pPr>
+      <w:r>
+        <w:t xml:space="preserve">  margin-top: 16px;</w:t>
+      </w:r>
+    </w:p>
+    <w:p>
+      <w:pPr>
+        <w:ind w:left="720"/>
+      </w:pPr>
+      <w:r>
+        <w:t>}</w:t>
+      </w:r>
+    </w:p>
+    <w:p>
+      <w:pPr>
+        <w:ind w:left="720"/>
+      </w:pPr>
+      <w:r>
+        <w:t>li {</w:t>
+      </w:r>
+    </w:p>
+    <w:p>
+      <w:pPr>
+        <w:ind w:left="720"/>
+      </w:pPr>
+      <w:r>
+        <w:t xml:space="preserve">  margin-bottom: 8px;</w:t>
+      </w:r>
+    </w:p>
+    <w:p>
+      <w:pPr>
+        <w:ind w:left="720"/>
+      </w:pPr>
+      <w:r>
+        <w:t>}</w:t>
       </w:r>
     </w:p>
     <w:p>
@@ -1243,7 +951,6 @@
           <w:szCs w:val="32"/>
         </w:rPr>
       </w:pPr>
-      <w:proofErr w:type="spellStart"/>
       <w:r>
         <w:rPr>
           <w:b/>
@@ -1251,9 +958,55 @@
           <w:sz w:val="32"/>
           <w:szCs w:val="32"/>
         </w:rPr>
-        <w:t>src</w:t>
-      </w:r>
-      <w:proofErr w:type="spellEnd"/>
+        <w:t>src/index.js</w:t>
+      </w:r>
+    </w:p>
+    <w:p>
+      <w:pPr>
+        <w:ind w:left="720"/>
+      </w:pPr>
+      <w:r>
+        <w:t>import React from "react";</w:t>
+      </w:r>
+    </w:p>
+    <w:p>
+      <w:pPr>
+        <w:ind w:left="720"/>
+      </w:pPr>
+      <w:r>
+        <w:t>import ReactDOM from "react-dom/client";</w:t>
+      </w:r>
+    </w:p>
+    <w:p>
+      <w:pPr>
+        <w:ind w:left="720"/>
+      </w:pPr>
+      <w:r>
+        <w:t>import App from "./App";</w:t>
+      </w:r>
+    </w:p>
+    <w:p>
+      <w:pPr>
+        <w:ind w:left="720"/>
+      </w:pPr>
+    </w:p>
+    <w:p>
+      <w:pPr>
+        <w:ind w:left="720"/>
+      </w:pPr>
+      <w:r>
+        <w:t>const root = ReactDOM.createRoot(document.getElementById("root"));</w:t>
+      </w:r>
+    </w:p>
+    <w:p>
+      <w:pPr>
+        <w:ind w:left="720"/>
+      </w:pPr>
+      <w:r>
+        <w:t>root.render(&lt;App /&gt;);</w:t>
+      </w:r>
+    </w:p>
+    <w:p>
       <w:r>
         <w:rPr>
           <w:b/>
@@ -1261,322 +1014,36 @@
           <w:sz w:val="32"/>
           <w:szCs w:val="32"/>
         </w:rPr>
-        <w:t>/App.css</w:t>
-      </w:r>
-    </w:p>
-    <w:p>
-      <w:pPr>
-        <w:ind w:left="720"/>
-      </w:pPr>
-      <w:proofErr w:type="gramStart"/>
-      <w:r>
-        <w:t>.App</w:t>
-      </w:r>
-      <w:proofErr w:type="gramEnd"/>
-      <w:r>
-        <w:t xml:space="preserve"> {</w:t>
-      </w:r>
-    </w:p>
-    <w:p>
-      <w:pPr>
-        <w:ind w:left="720"/>
-      </w:pPr>
-      <w:r>
-        <w:t xml:space="preserve">  font-family: Arial, sans-serif;</w:t>
-      </w:r>
-    </w:p>
-    <w:p>
-      <w:pPr>
-        <w:ind w:left="720"/>
-      </w:pPr>
-      <w:r>
-        <w:t xml:space="preserve">  margin: 40px;</w:t>
-      </w:r>
-    </w:p>
-    <w:p>
-      <w:pPr>
-        <w:ind w:left="720"/>
-      </w:pPr>
-      <w:r>
-        <w:t>}</w:t>
-      </w:r>
-    </w:p>
-    <w:p>
-      <w:pPr>
-        <w:ind w:left="720"/>
-      </w:pPr>
-      <w:r>
-        <w:t>input {</w:t>
-      </w:r>
-    </w:p>
-    <w:p>
-      <w:pPr>
-        <w:ind w:left="720"/>
-      </w:pPr>
-      <w:r>
-        <w:t xml:space="preserve">  margin-right: 8px;</w:t>
-      </w:r>
-    </w:p>
-    <w:p>
-      <w:pPr>
-        <w:ind w:left="720"/>
-      </w:pPr>
-      <w:r>
-        <w:t>}</w:t>
-      </w:r>
-    </w:p>
-    <w:p>
-      <w:pPr>
-        <w:ind w:left="720"/>
-      </w:pPr>
-      <w:r>
-        <w:t>button {</w:t>
-      </w:r>
-    </w:p>
-    <w:p>
-      <w:pPr>
-        <w:ind w:left="720"/>
-      </w:pPr>
-      <w:r>
-        <w:t xml:space="preserve">  margin-left: 8px;</w:t>
-      </w:r>
-    </w:p>
-    <w:p>
-      <w:pPr>
-        <w:ind w:left="720"/>
-      </w:pPr>
-      <w:r>
-        <w:t>}</w:t>
-      </w:r>
-    </w:p>
-    <w:p>
-      <w:pPr>
-        <w:ind w:left="720"/>
-      </w:pPr>
-      <w:r>
-        <w:t>ul {</w:t>
-      </w:r>
-    </w:p>
-    <w:p>
-      <w:pPr>
-        <w:ind w:left="720"/>
-      </w:pPr>
-      <w:r>
-        <w:t xml:space="preserve">  margin-top: 16px;</w:t>
-      </w:r>
-    </w:p>
-    <w:p>
-      <w:pPr>
-        <w:ind w:left="720"/>
-      </w:pPr>
-      <w:r>
-        <w:t>}</w:t>
-      </w:r>
-    </w:p>
-    <w:p>
-      <w:pPr>
-        <w:ind w:left="720"/>
-      </w:pPr>
-      <w:r>
-        <w:t>li {</w:t>
-      </w:r>
-    </w:p>
-    <w:p>
-      <w:pPr>
-        <w:ind w:left="720"/>
-      </w:pPr>
-      <w:r>
-        <w:t xml:space="preserve">  margin-bottom: 8px;</w:t>
-      </w:r>
-    </w:p>
-    <w:p>
-      <w:pPr>
-        <w:ind w:left="720"/>
-      </w:pPr>
-      <w:r>
-        <w:t>}</w:t>
-      </w:r>
-    </w:p>
-    <w:p>
-      <w:pPr>
+        <w:t>Build</w:t>
+      </w:r>
+      <w:r>
+        <w:br/>
+        <w:t>From skill-10:</w:t>
+      </w:r>
+      <w:r>
+        <w:br/>
+        <w:t>npm install</w:t>
+      </w:r>
+      <w:r>
+        <w:br/>
+        <w:t>npm start</w:t>
+      </w:r>
+    </w:p>
+    <w:p>
+      <w:r>
         <w:rPr>
           <w:b/>
           <w:bCs/>
           <w:sz w:val="32"/>
           <w:szCs w:val="32"/>
         </w:rPr>
-      </w:pPr>
-      <w:proofErr w:type="spellStart"/>
-      <w:r>
-        <w:rPr>
-          <w:b/>
-          <w:bCs/>
-          <w:sz w:val="32"/>
-          <w:szCs w:val="32"/>
-        </w:rPr>
-        <w:lastRenderedPageBreak/>
-        <w:t>src</w:t>
-      </w:r>
-      <w:proofErr w:type="spellEnd"/>
-      <w:r>
-        <w:rPr>
-          <w:b/>
-          <w:bCs/>
-          <w:sz w:val="32"/>
-          <w:szCs w:val="32"/>
-        </w:rPr>
-        <w:t>/index.js</w:t>
-      </w:r>
-    </w:p>
-    <w:p>
-      <w:pPr>
-        <w:ind w:left="720"/>
-      </w:pPr>
-      <w:r>
-        <w:t>import React from "react";</w:t>
-      </w:r>
-    </w:p>
-    <w:p>
-      <w:pPr>
-        <w:ind w:left="720"/>
-      </w:pPr>
-      <w:r>
-        <w:t xml:space="preserve">import </w:t>
-      </w:r>
-      <w:proofErr w:type="spellStart"/>
-      <w:r>
-        <w:t>ReactDOM</w:t>
-      </w:r>
-      <w:proofErr w:type="spellEnd"/>
-      <w:r>
-        <w:t xml:space="preserve"> from "react-</w:t>
-      </w:r>
-      <w:proofErr w:type="spellStart"/>
-      <w:r>
-        <w:t>dom</w:t>
-      </w:r>
-      <w:proofErr w:type="spellEnd"/>
-      <w:r>
-        <w:t>/client";</w:t>
-      </w:r>
-    </w:p>
-    <w:p>
-      <w:pPr>
-        <w:ind w:left="720"/>
-      </w:pPr>
-      <w:r>
-        <w:t xml:space="preserve">import App from </w:t>
-      </w:r>
-      <w:proofErr w:type="gramStart"/>
-      <w:r>
-        <w:t>"./</w:t>
-      </w:r>
-      <w:proofErr w:type="gramEnd"/>
-      <w:r>
-        <w:t>App";</w:t>
-      </w:r>
-    </w:p>
-    <w:p>
-      <w:pPr>
-        <w:ind w:left="720"/>
-      </w:pPr>
-    </w:p>
-    <w:p>
-      <w:pPr>
-        <w:ind w:left="720"/>
-      </w:pPr>
-      <w:proofErr w:type="spellStart"/>
-      <w:r>
-        <w:t>const</w:t>
-      </w:r>
-      <w:proofErr w:type="spellEnd"/>
-      <w:r>
-        <w:t xml:space="preserve"> root = </w:t>
-      </w:r>
-      <w:proofErr w:type="spellStart"/>
-      <w:r>
-        <w:t>ReactDOM.createRoot</w:t>
-      </w:r>
-      <w:proofErr w:type="spellEnd"/>
-      <w:r>
-        <w:t>(</w:t>
-      </w:r>
-      <w:proofErr w:type="spellStart"/>
-      <w:proofErr w:type="gramStart"/>
-      <w:r>
-        <w:t>document.getElementById</w:t>
-      </w:r>
-      <w:proofErr w:type="spellEnd"/>
-      <w:proofErr w:type="gramEnd"/>
-      <w:r>
-        <w:t>("root"));</w:t>
-      </w:r>
-    </w:p>
-    <w:p>
-      <w:pPr>
-        <w:ind w:left="720"/>
-      </w:pPr>
-      <w:proofErr w:type="spellStart"/>
-      <w:r>
-        <w:t>root.render</w:t>
-      </w:r>
-      <w:proofErr w:type="spellEnd"/>
-      <w:r>
-        <w:t>(&lt;App /&gt;);</w:t>
-      </w:r>
-    </w:p>
-    <w:p>
-      <w:r>
-        <w:rPr>
-          <w:b/>
-          <w:bCs/>
-          <w:sz w:val="32"/>
-          <w:szCs w:val="32"/>
-        </w:rPr>
-        <w:t>Build</w:t>
-      </w:r>
-      <w:r>
-        <w:br/>
-        <w:t>From skill-10:</w:t>
-      </w:r>
-      <w:r>
-        <w:br/>
-      </w:r>
-      <w:proofErr w:type="spellStart"/>
-      <w:r>
-        <w:t>npm</w:t>
-      </w:r>
-      <w:proofErr w:type="spellEnd"/>
-      <w:r>
-        <w:t xml:space="preserve"> install</w:t>
-      </w:r>
-      <w:r>
-        <w:br/>
-      </w:r>
-      <w:proofErr w:type="spellStart"/>
-      <w:r>
-        <w:t>npm</w:t>
-      </w:r>
-      <w:proofErr w:type="spellEnd"/>
-      <w:r>
-        <w:t xml:space="preserve"> start</w:t>
-      </w:r>
-    </w:p>
-    <w:p>
-      <w:r>
-        <w:rPr>
-          <w:b/>
-          <w:bCs/>
-          <w:sz w:val="32"/>
-          <w:szCs w:val="32"/>
-        </w:rPr>
         <w:t>Expected console flow</w:t>
       </w:r>
       <w:r>
         <w:br/>
         <w:t>• Opens </w:t>
       </w:r>
-      <w:hyperlink r:id="rId5" w:history="1">
+      <w:hyperlink r:id="rId7" w:history="1">
         <w:r>
           <w:rPr>
             <w:rStyle w:val="Hyperlink"/>
@@ -1612,27 +1079,11 @@
       </w:r>
       <w:r>
         <w:br/>
-        <w:t xml:space="preserve">• React project scaffolded with </w:t>
-      </w:r>
-      <w:proofErr w:type="spellStart"/>
-      <w:r>
-        <w:t>npm</w:t>
-      </w:r>
-      <w:proofErr w:type="spellEnd"/>
-      <w:r>
-        <w:t>.</w:t>
+        <w:t>• React project scaffolded with npm.</w:t>
       </w:r>
       <w:r>
         <w:br/>
-        <w:t xml:space="preserve">• </w:t>
-      </w:r>
-      <w:proofErr w:type="spellStart"/>
-      <w:r>
-        <w:t>StudentManager</w:t>
-      </w:r>
-      <w:proofErr w:type="spellEnd"/>
-      <w:r>
-        <w:t xml:space="preserve"> component manages student list in state.</w:t>
+        <w:t>• StudentManager component manages student list in state.</w:t>
       </w:r>
       <w:r>
         <w:br/>
@@ -1687,6 +1138,7 @@
         <w:rPr>
           <w:noProof/>
         </w:rPr>
+        <w:lastRenderedPageBreak/>
         <w:drawing>
           <wp:inline distT="0" distB="0" distL="0" distR="0" wp14:anchorId="17098F72" wp14:editId="6643ADED">
             <wp:extent cx="7381240" cy="4103370"/>
@@ -1703,7 +1155,7 @@
                     <pic:cNvPicPr/>
                   </pic:nvPicPr>
                   <pic:blipFill>
-                    <a:blip r:embed="rId6">
+                    <a:blip r:embed="rId8">
                       <a:extLst>
                         <a:ext uri="{28A0092B-C50C-407E-A947-70E740481C1C}">
                           <a14:useLocalDpi xmlns:a14="http://schemas.microsoft.com/office/drawing/2010/main" val="0"/>
@@ -1737,7 +1189,7 @@
         </w:rPr>
         <w:lastRenderedPageBreak/>
         <w:drawing>
-          <wp:inline distT="0" distB="0" distL="0" distR="0" wp14:anchorId="08062477" wp14:editId="581E8146">
+          <wp:inline distT="0" distB="0" distL="0" distR="0" wp14:anchorId="08062477" wp14:editId="4F0A5974">
             <wp:extent cx="7381240" cy="4151630"/>
             <wp:effectExtent l="0" t="0" r="0" b="1270"/>
             <wp:docPr id="761999037" name="Picture 2"/>
@@ -1752,7 +1204,7 @@
                     <pic:cNvPicPr/>
                   </pic:nvPicPr>
                   <pic:blipFill>
-                    <a:blip r:embed="rId7" cstate="print">
+                    <a:blip r:embed="rId9" cstate="print">
                       <a:extLst>
                         <a:ext uri="{28A0092B-C50C-407E-A947-70E740481C1C}">
                           <a14:useLocalDpi xmlns:a14="http://schemas.microsoft.com/office/drawing/2010/main" val="0"/>
@@ -1783,7 +1235,7 @@
           <w:noProof/>
         </w:rPr>
         <w:drawing>
-          <wp:inline distT="0" distB="0" distL="0" distR="0" wp14:anchorId="4A63A6A3" wp14:editId="642E1D14">
+          <wp:inline distT="0" distB="0" distL="0" distR="0" wp14:anchorId="4A63A6A3" wp14:editId="08661398">
             <wp:extent cx="7381240" cy="4151630"/>
             <wp:effectExtent l="0" t="0" r="0" b="1270"/>
             <wp:docPr id="1558300766" name="Picture 3"/>
@@ -1798,7 +1250,7 @@
                     <pic:cNvPicPr/>
                   </pic:nvPicPr>
                   <pic:blipFill>
-                    <a:blip r:embed="rId8" cstate="print">
+                    <a:blip r:embed="rId10" cstate="print">
                       <a:extLst>
                         <a:ext uri="{28A0092B-C50C-407E-A947-70E740481C1C}">
                           <a14:useLocalDpi xmlns:a14="http://schemas.microsoft.com/office/drawing/2010/main" val="0"/>
@@ -1830,7 +1282,7 @@
         </w:rPr>
         <w:lastRenderedPageBreak/>
         <w:drawing>
-          <wp:inline distT="0" distB="0" distL="0" distR="0" wp14:anchorId="3C41369C" wp14:editId="30811C79">
+          <wp:inline distT="0" distB="0" distL="0" distR="0" wp14:anchorId="3C41369C" wp14:editId="0BD513D2">
             <wp:extent cx="7381240" cy="4151630"/>
             <wp:effectExtent l="0" t="0" r="0" b="1270"/>
             <wp:docPr id="408677734" name="Picture 4"/>
@@ -1845,7 +1297,7 @@
                     <pic:cNvPicPr/>
                   </pic:nvPicPr>
                   <pic:blipFill>
-                    <a:blip r:embed="rId7" cstate="print">
+                    <a:blip r:embed="rId9" cstate="print">
                       <a:extLst>
                         <a:ext uri="{28A0092B-C50C-407E-A947-70E740481C1C}">
                           <a14:useLocalDpi xmlns:a14="http://schemas.microsoft.com/office/drawing/2010/main" val="0"/>
@@ -1891,7 +1343,7 @@
                     <pic:cNvPicPr/>
                   </pic:nvPicPr>
                   <pic:blipFill>
-                    <a:blip r:embed="rId9">
+                    <a:blip r:embed="rId11">
                       <a:extLst>
                         <a:ext uri="{28A0092B-C50C-407E-A947-70E740481C1C}">
                           <a14:useLocalDpi xmlns:a14="http://schemas.microsoft.com/office/drawing/2010/main" val="0"/>
@@ -1918,7 +1370,50 @@
         </w:drawing>
       </w:r>
     </w:p>
+    <w:p>
+      <w:r>
+        <w:rPr>
+          <w:b/>
+          <w:bCs/>
+        </w:rPr>
+        <w:t>GitHub Repository Link</w:t>
+      </w:r>
+    </w:p>
+    <w:p>
+      <w:r>
+        <w:t>The complete source code for this experiment is available in the following GitHub repository:</w:t>
+      </w:r>
+    </w:p>
+    <w:p>
+      <w:r>
+        <w:rPr>
+          <w:b/>
+          <w:bCs/>
+        </w:rPr>
+        <w:t>Repository:</w:t>
+      </w:r>
+      <w:r>
+        <w:br/>
+      </w:r>
+      <w:hyperlink r:id="rId12" w:tgtFrame="_new" w:history="1">
+        <w:r>
+          <w:rPr>
+            <w:rStyle w:val="Hyperlink"/>
+            <w:sz w:val="36"/>
+            <w:szCs w:val="36"/>
+          </w:rPr>
+          <w:t>https://github.com/Hareesh-Reddy-9126/2400090155_FSAD_SKILL_11.git</w:t>
+        </w:r>
+      </w:hyperlink>
+    </w:p>
+    <w:p/>
     <w:sectPr>
+      <w:headerReference w:type="even" r:id="rId13"/>
+      <w:headerReference w:type="default" r:id="rId14"/>
+      <w:footerReference w:type="even" r:id="rId15"/>
+      <w:footerReference w:type="default" r:id="rId16"/>
+      <w:headerReference w:type="first" r:id="rId17"/>
+      <w:footerReference w:type="first" r:id="rId18"/>
       <w:pgSz w:w="11906" w:h="16838"/>
       <w:pgMar w:top="142" w:right="140" w:bottom="426" w:left="142" w:header="708" w:footer="708" w:gutter="0"/>
       <w:cols w:space="708"/>
@@ -1926,6 +1421,116 @@
     </w:sectPr>
   </w:body>
 </w:document>
+</file>
+
+<file path=word/endnotes.xml><?xml version="1.0" encoding="utf-8"?>
+<w:endnotes xmlns:wpc="http://schemas.microsoft.com/office/word/2010/wordprocessingCanvas" xmlns:cx="http://schemas.microsoft.com/office/drawing/2014/chartex" xmlns:cx1="http://schemas.microsoft.com/office/drawing/2015/9/8/chartex" xmlns:cx2="http://schemas.microsoft.com/office/drawing/2015/10/21/chartex" xmlns:cx3="http://schemas.microsoft.com/office/drawing/2016/5/9/chartex" xmlns:cx4="http://schemas.microsoft.com/office/drawing/2016/5/10/chartex" xmlns:cx5="http://schemas.microsoft.com/office/drawing/2016/5/11/chartex" xmlns:cx6="http://schemas.microsoft.com/office/drawing/2016/5/12/chartex" xmlns:cx7="http://schemas.microsoft.com/office/drawing/2016/5/13/chartex" xmlns:cx8="http://schemas.microsoft.com/office/drawing/2016/5/14/chartex" xmlns:mc="http://schemas.openxmlformats.org/markup-compatibility/2006" xmlns:aink="http://schemas.microsoft.com/office/drawing/2016/ink" xmlns:am3d="http://schemas.microsoft.com/office/drawing/2017/model3d" xmlns:o="urn:schemas-microsoft-com:office:office" xmlns:oel="http://schemas.microsoft.com/office/2019/extlst" xmlns:r="http://schemas.openxmlformats.org/officeDocument/2006/relationships" xmlns:m="http://schemas.openxmlformats.org/officeDocument/2006/math" xmlns:v="urn:schemas-microsoft-com:vml" xmlns:wp14="http://schemas.microsoft.com/office/word/2010/wordprocessingDrawing" xmlns:wp="http://schemas.openxmlformats.org/drawingml/2006/wordprocessingDrawing" xmlns:w10="urn:schemas-microsoft-com:office:word" xmlns:w="http://schemas.openxmlformats.org/wordprocessingml/2006/main" xmlns:w14="http://schemas.microsoft.com/office/word/2010/wordml" xmlns:w15="http://schemas.microsoft.com/office/word/2012/wordml" xmlns:w16cex="http://schemas.microsoft.com/office/word/2018/wordml/cex" xmlns:w16cid="http://schemas.microsoft.com/office/word/2016/wordml/cid" xmlns:w16="http://schemas.microsoft.com/office/word/2018/wordml" xmlns:w16du="http://schemas.microsoft.com/office/word/2023/wordml/word16du" xmlns:w16sdtdh="http://schemas.microsoft.com/office/word/2020/wordml/sdtdatahash" xmlns:w16sdtfl="http://schemas.microsoft.com/office/word/2024/wordml/sdtformatlock" xmlns:w16se="http://schemas.microsoft.com/office/word/2015/wordml/symex" xmlns:wpg="http://schemas.microsoft.com/office/word/2010/wordprocessingGroup" xmlns:wpi="http://schemas.microsoft.com/office/word/2010/wordprocessingInk" xmlns:wne="http://schemas.microsoft.com/office/word/2006/wordml" xmlns:wps="http://schemas.microsoft.com/office/word/2010/wordprocessingShape" mc:Ignorable="w14 w15 w16se w16cid w16 w16cex w16sdtdh w16sdtfl w16du wp14">
+  <w:endnote w:type="separator" w:id="-1">
+    <w:p>
+      <w:pPr>
+        <w:spacing w:after="0" w:line="240" w:lineRule="auto"/>
+      </w:pPr>
+      <w:r>
+        <w:separator/>
+      </w:r>
+    </w:p>
+  </w:endnote>
+  <w:endnote w:type="continuationSeparator" w:id="0">
+    <w:p>
+      <w:pPr>
+        <w:spacing w:after="0" w:line="240" w:lineRule="auto"/>
+      </w:pPr>
+      <w:r>
+        <w:continuationSeparator/>
+      </w:r>
+    </w:p>
+  </w:endnote>
+</w:endnotes>
+</file>
+
+<file path=word/footer1.xml><?xml version="1.0" encoding="utf-8"?>
+<w:ftr xmlns:wpc="http://schemas.microsoft.com/office/word/2010/wordprocessingCanvas" xmlns:cx="http://schemas.microsoft.com/office/drawing/2014/chartex" xmlns:cx1="http://schemas.microsoft.com/office/drawing/2015/9/8/chartex" xmlns:cx2="http://schemas.microsoft.com/office/drawing/2015/10/21/chartex" xmlns:cx3="http://schemas.microsoft.com/office/drawing/2016/5/9/chartex" xmlns:cx4="http://schemas.microsoft.com/office/drawing/2016/5/10/chartex" xmlns:cx5="http://schemas.microsoft.com/office/drawing/2016/5/11/chartex" xmlns:cx6="http://schemas.microsoft.com/office/drawing/2016/5/12/chartex" xmlns:cx7="http://schemas.microsoft.com/office/drawing/2016/5/13/chartex" xmlns:cx8="http://schemas.microsoft.com/office/drawing/2016/5/14/chartex" xmlns:mc="http://schemas.openxmlformats.org/markup-compatibility/2006" xmlns:aink="http://schemas.microsoft.com/office/drawing/2016/ink" xmlns:am3d="http://schemas.microsoft.com/office/drawing/2017/model3d" xmlns:o="urn:schemas-microsoft-com:office:office" xmlns:oel="http://schemas.microsoft.com/office/2019/extlst" xmlns:r="http://schemas.openxmlformats.org/officeDocument/2006/relationships" xmlns:m="http://schemas.openxmlformats.org/officeDocument/2006/math" xmlns:v="urn:schemas-microsoft-com:vml" xmlns:wp14="http://schemas.microsoft.com/office/word/2010/wordprocessingDrawing" xmlns:wp="http://schemas.openxmlformats.org/drawingml/2006/wordprocessingDrawing" xmlns:w10="urn:schemas-microsoft-com:office:word" xmlns:w="http://schemas.openxmlformats.org/wordprocessingml/2006/main" xmlns:w14="http://schemas.microsoft.com/office/word/2010/wordml" xmlns:w15="http://schemas.microsoft.com/office/word/2012/wordml" xmlns:w16cex="http://schemas.microsoft.com/office/word/2018/wordml/cex" xmlns:w16cid="http://schemas.microsoft.com/office/word/2016/wordml/cid" xmlns:w16="http://schemas.microsoft.com/office/word/2018/wordml" xmlns:w16du="http://schemas.microsoft.com/office/word/2023/wordml/word16du" xmlns:w16sdtdh="http://schemas.microsoft.com/office/word/2020/wordml/sdtdatahash" xmlns:w16sdtfl="http://schemas.microsoft.com/office/word/2024/wordml/sdtformatlock" xmlns:w16se="http://schemas.microsoft.com/office/word/2015/wordml/symex" xmlns:wpg="http://schemas.microsoft.com/office/word/2010/wordprocessingGroup" xmlns:wpi="http://schemas.microsoft.com/office/word/2010/wordprocessingInk" xmlns:wne="http://schemas.microsoft.com/office/word/2006/wordml" xmlns:wps="http://schemas.microsoft.com/office/word/2010/wordprocessingShape" mc:Ignorable="w14 w15 w16se w16cid w16 w16cex w16sdtdh w16sdtfl w16du wp14">
+  <w:p>
+    <w:pPr>
+      <w:pStyle w:val="Footer"/>
+    </w:pPr>
+  </w:p>
+</w:ftr>
+</file>
+
+<file path=word/footer2.xml><?xml version="1.0" encoding="utf-8"?>
+<w:ftr xmlns:wpc="http://schemas.microsoft.com/office/word/2010/wordprocessingCanvas" xmlns:cx="http://schemas.microsoft.com/office/drawing/2014/chartex" xmlns:cx1="http://schemas.microsoft.com/office/drawing/2015/9/8/chartex" xmlns:cx2="http://schemas.microsoft.com/office/drawing/2015/10/21/chartex" xmlns:cx3="http://schemas.microsoft.com/office/drawing/2016/5/9/chartex" xmlns:cx4="http://schemas.microsoft.com/office/drawing/2016/5/10/chartex" xmlns:cx5="http://schemas.microsoft.com/office/drawing/2016/5/11/chartex" xmlns:cx6="http://schemas.microsoft.com/office/drawing/2016/5/12/chartex" xmlns:cx7="http://schemas.microsoft.com/office/drawing/2016/5/13/chartex" xmlns:cx8="http://schemas.microsoft.com/office/drawing/2016/5/14/chartex" xmlns:mc="http://schemas.openxmlformats.org/markup-compatibility/2006" xmlns:aink="http://schemas.microsoft.com/office/drawing/2016/ink" xmlns:am3d="http://schemas.microsoft.com/office/drawing/2017/model3d" xmlns:o="urn:schemas-microsoft-com:office:office" xmlns:oel="http://schemas.microsoft.com/office/2019/extlst" xmlns:r="http://schemas.openxmlformats.org/officeDocument/2006/relationships" xmlns:m="http://schemas.openxmlformats.org/officeDocument/2006/math" xmlns:v="urn:schemas-microsoft-com:vml" xmlns:wp14="http://schemas.microsoft.com/office/word/2010/wordprocessingDrawing" xmlns:wp="http://schemas.openxmlformats.org/drawingml/2006/wordprocessingDrawing" xmlns:w10="urn:schemas-microsoft-com:office:word" xmlns:w="http://schemas.openxmlformats.org/wordprocessingml/2006/main" xmlns:w14="http://schemas.microsoft.com/office/word/2010/wordml" xmlns:w15="http://schemas.microsoft.com/office/word/2012/wordml" xmlns:w16cex="http://schemas.microsoft.com/office/word/2018/wordml/cex" xmlns:w16cid="http://schemas.microsoft.com/office/word/2016/wordml/cid" xmlns:w16="http://schemas.microsoft.com/office/word/2018/wordml" xmlns:w16du="http://schemas.microsoft.com/office/word/2023/wordml/word16du" xmlns:w16sdtdh="http://schemas.microsoft.com/office/word/2020/wordml/sdtdatahash" xmlns:w16sdtfl="http://schemas.microsoft.com/office/word/2024/wordml/sdtformatlock" xmlns:w16se="http://schemas.microsoft.com/office/word/2015/wordml/symex" xmlns:wpg="http://schemas.microsoft.com/office/word/2010/wordprocessingGroup" xmlns:wpi="http://schemas.microsoft.com/office/word/2010/wordprocessingInk" xmlns:wne="http://schemas.microsoft.com/office/word/2006/wordml" xmlns:wps="http://schemas.microsoft.com/office/word/2010/wordprocessingShape" mc:Ignorable="w14 w15 w16se w16cid w16 w16cex w16sdtdh w16sdtfl w16du wp14">
+  <w:p>
+    <w:pPr>
+      <w:pStyle w:val="Footer"/>
+    </w:pPr>
+  </w:p>
+</w:ftr>
+</file>
+
+<file path=word/footer3.xml><?xml version="1.0" encoding="utf-8"?>
+<w:ftr xmlns:wpc="http://schemas.microsoft.com/office/word/2010/wordprocessingCanvas" xmlns:cx="http://schemas.microsoft.com/office/drawing/2014/chartex" xmlns:cx1="http://schemas.microsoft.com/office/drawing/2015/9/8/chartex" xmlns:cx2="http://schemas.microsoft.com/office/drawing/2015/10/21/chartex" xmlns:cx3="http://schemas.microsoft.com/office/drawing/2016/5/9/chartex" xmlns:cx4="http://schemas.microsoft.com/office/drawing/2016/5/10/chartex" xmlns:cx5="http://schemas.microsoft.com/office/drawing/2016/5/11/chartex" xmlns:cx6="http://schemas.microsoft.com/office/drawing/2016/5/12/chartex" xmlns:cx7="http://schemas.microsoft.com/office/drawing/2016/5/13/chartex" xmlns:cx8="http://schemas.microsoft.com/office/drawing/2016/5/14/chartex" xmlns:mc="http://schemas.openxmlformats.org/markup-compatibility/2006" xmlns:aink="http://schemas.microsoft.com/office/drawing/2016/ink" xmlns:am3d="http://schemas.microsoft.com/office/drawing/2017/model3d" xmlns:o="urn:schemas-microsoft-com:office:office" xmlns:oel="http://schemas.microsoft.com/office/2019/extlst" xmlns:r="http://schemas.openxmlformats.org/officeDocument/2006/relationships" xmlns:m="http://schemas.openxmlformats.org/officeDocument/2006/math" xmlns:v="urn:schemas-microsoft-com:vml" xmlns:wp14="http://schemas.microsoft.com/office/word/2010/wordprocessingDrawing" xmlns:wp="http://schemas.openxmlformats.org/drawingml/2006/wordprocessingDrawing" xmlns:w10="urn:schemas-microsoft-com:office:word" xmlns:w="http://schemas.openxmlformats.org/wordprocessingml/2006/main" xmlns:w14="http://schemas.microsoft.com/office/word/2010/wordml" xmlns:w15="http://schemas.microsoft.com/office/word/2012/wordml" xmlns:w16cex="http://schemas.microsoft.com/office/word/2018/wordml/cex" xmlns:w16cid="http://schemas.microsoft.com/office/word/2016/wordml/cid" xmlns:w16="http://schemas.microsoft.com/office/word/2018/wordml" xmlns:w16du="http://schemas.microsoft.com/office/word/2023/wordml/word16du" xmlns:w16sdtdh="http://schemas.microsoft.com/office/word/2020/wordml/sdtdatahash" xmlns:w16sdtfl="http://schemas.microsoft.com/office/word/2024/wordml/sdtformatlock" xmlns:w16se="http://schemas.microsoft.com/office/word/2015/wordml/symex" xmlns:wpg="http://schemas.microsoft.com/office/word/2010/wordprocessingGroup" xmlns:wpi="http://schemas.microsoft.com/office/word/2010/wordprocessingInk" xmlns:wne="http://schemas.microsoft.com/office/word/2006/wordml" xmlns:wps="http://schemas.microsoft.com/office/word/2010/wordprocessingShape" mc:Ignorable="w14 w15 w16se w16cid w16 w16cex w16sdtdh w16sdtfl w16du wp14">
+  <w:p>
+    <w:pPr>
+      <w:pStyle w:val="Footer"/>
+    </w:pPr>
+  </w:p>
+</w:ftr>
+</file>
+
+<file path=word/footnotes.xml><?xml version="1.0" encoding="utf-8"?>
+<w:footnotes xmlns:wpc="http://schemas.microsoft.com/office/word/2010/wordprocessingCanvas" xmlns:cx="http://schemas.microsoft.com/office/drawing/2014/chartex" xmlns:cx1="http://schemas.microsoft.com/office/drawing/2015/9/8/chartex" xmlns:cx2="http://schemas.microsoft.com/office/drawing/2015/10/21/chartex" xmlns:cx3="http://schemas.microsoft.com/office/drawing/2016/5/9/chartex" xmlns:cx4="http://schemas.microsoft.com/office/drawing/2016/5/10/chartex" xmlns:cx5="http://schemas.microsoft.com/office/drawing/2016/5/11/chartex" xmlns:cx6="http://schemas.microsoft.com/office/drawing/2016/5/12/chartex" xmlns:cx7="http://schemas.microsoft.com/office/drawing/2016/5/13/chartex" xmlns:cx8="http://schemas.microsoft.com/office/drawing/2016/5/14/chartex" xmlns:mc="http://schemas.openxmlformats.org/markup-compatibility/2006" xmlns:aink="http://schemas.microsoft.com/office/drawing/2016/ink" xmlns:am3d="http://schemas.microsoft.com/office/drawing/2017/model3d" xmlns:o="urn:schemas-microsoft-com:office:office" xmlns:oel="http://schemas.microsoft.com/office/2019/extlst" xmlns:r="http://schemas.openxmlformats.org/officeDocument/2006/relationships" xmlns:m="http://schemas.openxmlformats.org/officeDocument/2006/math" xmlns:v="urn:schemas-microsoft-com:vml" xmlns:wp14="http://schemas.microsoft.com/office/word/2010/wordprocessingDrawing" xmlns:wp="http://schemas.openxmlformats.org/drawingml/2006/wordprocessingDrawing" xmlns:w10="urn:schemas-microsoft-com:office:word" xmlns:w="http://schemas.openxmlformats.org/wordprocessingml/2006/main" xmlns:w14="http://schemas.microsoft.com/office/word/2010/wordml" xmlns:w15="http://schemas.microsoft.com/office/word/2012/wordml" xmlns:w16cex="http://schemas.microsoft.com/office/word/2018/wordml/cex" xmlns:w16cid="http://schemas.microsoft.com/office/word/2016/wordml/cid" xmlns:w16="http://schemas.microsoft.com/office/word/2018/wordml" xmlns:w16du="http://schemas.microsoft.com/office/word/2023/wordml/word16du" xmlns:w16sdtdh="http://schemas.microsoft.com/office/word/2020/wordml/sdtdatahash" xmlns:w16sdtfl="http://schemas.microsoft.com/office/word/2024/wordml/sdtformatlock" xmlns:w16se="http://schemas.microsoft.com/office/word/2015/wordml/symex" xmlns:wpg="http://schemas.microsoft.com/office/word/2010/wordprocessingGroup" xmlns:wpi="http://schemas.microsoft.com/office/word/2010/wordprocessingInk" xmlns:wne="http://schemas.microsoft.com/office/word/2006/wordml" xmlns:wps="http://schemas.microsoft.com/office/word/2010/wordprocessingShape" mc:Ignorable="w14 w15 w16se w16cid w16 w16cex w16sdtdh w16sdtfl w16du wp14">
+  <w:footnote w:type="separator" w:id="-1">
+    <w:p>
+      <w:pPr>
+        <w:spacing w:after="0" w:line="240" w:lineRule="auto"/>
+      </w:pPr>
+      <w:r>
+        <w:separator/>
+      </w:r>
+    </w:p>
+  </w:footnote>
+  <w:footnote w:type="continuationSeparator" w:id="0">
+    <w:p>
+      <w:pPr>
+        <w:spacing w:after="0" w:line="240" w:lineRule="auto"/>
+      </w:pPr>
+      <w:r>
+        <w:continuationSeparator/>
+      </w:r>
+    </w:p>
+  </w:footnote>
+</w:footnotes>
+</file>
+
+<file path=word/header1.xml><?xml version="1.0" encoding="utf-8"?>
+<w:hdr xmlns:wpc="http://schemas.microsoft.com/office/word/2010/wordprocessingCanvas" xmlns:cx="http://schemas.microsoft.com/office/drawing/2014/chartex" xmlns:cx1="http://schemas.microsoft.com/office/drawing/2015/9/8/chartex" xmlns:cx2="http://schemas.microsoft.com/office/drawing/2015/10/21/chartex" xmlns:cx3="http://schemas.microsoft.com/office/drawing/2016/5/9/chartex" xmlns:cx4="http://schemas.microsoft.com/office/drawing/2016/5/10/chartex" xmlns:cx5="http://schemas.microsoft.com/office/drawing/2016/5/11/chartex" xmlns:cx6="http://schemas.microsoft.com/office/drawing/2016/5/12/chartex" xmlns:cx7="http://schemas.microsoft.com/office/drawing/2016/5/13/chartex" xmlns:cx8="http://schemas.microsoft.com/office/drawing/2016/5/14/chartex" xmlns:mc="http://schemas.openxmlformats.org/markup-compatibility/2006" xmlns:aink="http://schemas.microsoft.com/office/drawing/2016/ink" xmlns:am3d="http://schemas.microsoft.com/office/drawing/2017/model3d" xmlns:o="urn:schemas-microsoft-com:office:office" xmlns:oel="http://schemas.microsoft.com/office/2019/extlst" xmlns:r="http://schemas.openxmlformats.org/officeDocument/2006/relationships" xmlns:m="http://schemas.openxmlformats.org/officeDocument/2006/math" xmlns:v="urn:schemas-microsoft-com:vml" xmlns:wp14="http://schemas.microsoft.com/office/word/2010/wordprocessingDrawing" xmlns:wp="http://schemas.openxmlformats.org/drawingml/2006/wordprocessingDrawing" xmlns:w10="urn:schemas-microsoft-com:office:word" xmlns:w="http://schemas.openxmlformats.org/wordprocessingml/2006/main" xmlns:w14="http://schemas.microsoft.com/office/word/2010/wordml" xmlns:w15="http://schemas.microsoft.com/office/word/2012/wordml" xmlns:w16cex="http://schemas.microsoft.com/office/word/2018/wordml/cex" xmlns:w16cid="http://schemas.microsoft.com/office/word/2016/wordml/cid" xmlns:w16="http://schemas.microsoft.com/office/word/2018/wordml" xmlns:w16du="http://schemas.microsoft.com/office/word/2023/wordml/word16du" xmlns:w16sdtdh="http://schemas.microsoft.com/office/word/2020/wordml/sdtdatahash" xmlns:w16sdtfl="http://schemas.microsoft.com/office/word/2024/wordml/sdtformatlock" xmlns:w16se="http://schemas.microsoft.com/office/word/2015/wordml/symex" xmlns:wpg="http://schemas.microsoft.com/office/word/2010/wordprocessingGroup" xmlns:wpi="http://schemas.microsoft.com/office/word/2010/wordprocessingInk" xmlns:wne="http://schemas.microsoft.com/office/word/2006/wordml" xmlns:wps="http://schemas.microsoft.com/office/word/2010/wordprocessingShape" mc:Ignorable="w14 w15 w16se w16cid w16 w16cex w16sdtdh w16sdtfl w16du wp14">
+  <w:p>
+    <w:pPr>
+      <w:pStyle w:val="Header"/>
+    </w:pPr>
+  </w:p>
+</w:hdr>
+</file>
+
+<file path=word/header2.xml><?xml version="1.0" encoding="utf-8"?>
+<w:hdr xmlns:wpc="http://schemas.microsoft.com/office/word/2010/wordprocessingCanvas" xmlns:cx="http://schemas.microsoft.com/office/drawing/2014/chartex" xmlns:cx1="http://schemas.microsoft.com/office/drawing/2015/9/8/chartex" xmlns:cx2="http://schemas.microsoft.com/office/drawing/2015/10/21/chartex" xmlns:cx3="http://schemas.microsoft.com/office/drawing/2016/5/9/chartex" xmlns:cx4="http://schemas.microsoft.com/office/drawing/2016/5/10/chartex" xmlns:cx5="http://schemas.microsoft.com/office/drawing/2016/5/11/chartex" xmlns:cx6="http://schemas.microsoft.com/office/drawing/2016/5/12/chartex" xmlns:cx7="http://schemas.microsoft.com/office/drawing/2016/5/13/chartex" xmlns:cx8="http://schemas.microsoft.com/office/drawing/2016/5/14/chartex" xmlns:mc="http://schemas.openxmlformats.org/markup-compatibility/2006" xmlns:aink="http://schemas.microsoft.com/office/drawing/2016/ink" xmlns:am3d="http://schemas.microsoft.com/office/drawing/2017/model3d" xmlns:o="urn:schemas-microsoft-com:office:office" xmlns:oel="http://schemas.microsoft.com/office/2019/extlst" xmlns:r="http://schemas.openxmlformats.org/officeDocument/2006/relationships" xmlns:m="http://schemas.openxmlformats.org/officeDocument/2006/math" xmlns:v="urn:schemas-microsoft-com:vml" xmlns:wp14="http://schemas.microsoft.com/office/word/2010/wordprocessingDrawing" xmlns:wp="http://schemas.openxmlformats.org/drawingml/2006/wordprocessingDrawing" xmlns:w10="urn:schemas-microsoft-com:office:word" xmlns:w="http://schemas.openxmlformats.org/wordprocessingml/2006/main" xmlns:w14="http://schemas.microsoft.com/office/word/2010/wordml" xmlns:w15="http://schemas.microsoft.com/office/word/2012/wordml" xmlns:w16cex="http://schemas.microsoft.com/office/word/2018/wordml/cex" xmlns:w16cid="http://schemas.microsoft.com/office/word/2016/wordml/cid" xmlns:w16="http://schemas.microsoft.com/office/word/2018/wordml" xmlns:w16du="http://schemas.microsoft.com/office/word/2023/wordml/word16du" xmlns:w16sdtdh="http://schemas.microsoft.com/office/word/2020/wordml/sdtdatahash" xmlns:w16sdtfl="http://schemas.microsoft.com/office/word/2024/wordml/sdtformatlock" xmlns:w16se="http://schemas.microsoft.com/office/word/2015/wordml/symex" xmlns:wpg="http://schemas.microsoft.com/office/word/2010/wordprocessingGroup" xmlns:wpi="http://schemas.microsoft.com/office/word/2010/wordprocessingInk" xmlns:wne="http://schemas.microsoft.com/office/word/2006/wordml" xmlns:wps="http://schemas.microsoft.com/office/word/2010/wordprocessingShape" mc:Ignorable="w14 w15 w16se w16cid w16 w16cex w16sdtdh w16sdtfl w16du wp14">
+  <w:p>
+    <w:pPr>
+      <w:pStyle w:val="Header"/>
+    </w:pPr>
+  </w:p>
+</w:hdr>
+</file>
+
+<file path=word/header3.xml><?xml version="1.0" encoding="utf-8"?>
+<w:hdr xmlns:wpc="http://schemas.microsoft.com/office/word/2010/wordprocessingCanvas" xmlns:cx="http://schemas.microsoft.com/office/drawing/2014/chartex" xmlns:cx1="http://schemas.microsoft.com/office/drawing/2015/9/8/chartex" xmlns:cx2="http://schemas.microsoft.com/office/drawing/2015/10/21/chartex" xmlns:cx3="http://schemas.microsoft.com/office/drawing/2016/5/9/chartex" xmlns:cx4="http://schemas.microsoft.com/office/drawing/2016/5/10/chartex" xmlns:cx5="http://schemas.microsoft.com/office/drawing/2016/5/11/chartex" xmlns:cx6="http://schemas.microsoft.com/office/drawing/2016/5/12/chartex" xmlns:cx7="http://schemas.microsoft.com/office/drawing/2016/5/13/chartex" xmlns:cx8="http://schemas.microsoft.com/office/drawing/2016/5/14/chartex" xmlns:mc="http://schemas.openxmlformats.org/markup-compatibility/2006" xmlns:aink="http://schemas.microsoft.com/office/drawing/2016/ink" xmlns:am3d="http://schemas.microsoft.com/office/drawing/2017/model3d" xmlns:o="urn:schemas-microsoft-com:office:office" xmlns:oel="http://schemas.microsoft.com/office/2019/extlst" xmlns:r="http://schemas.openxmlformats.org/officeDocument/2006/relationships" xmlns:m="http://schemas.openxmlformats.org/officeDocument/2006/math" xmlns:v="urn:schemas-microsoft-com:vml" xmlns:wp14="http://schemas.microsoft.com/office/word/2010/wordprocessingDrawing" xmlns:wp="http://schemas.openxmlformats.org/drawingml/2006/wordprocessingDrawing" xmlns:w10="urn:schemas-microsoft-com:office:word" xmlns:w="http://schemas.openxmlformats.org/wordprocessingml/2006/main" xmlns:w14="http://schemas.microsoft.com/office/word/2010/wordml" xmlns:w15="http://schemas.microsoft.com/office/word/2012/wordml" xmlns:w16cex="http://schemas.microsoft.com/office/word/2018/wordml/cex" xmlns:w16cid="http://schemas.microsoft.com/office/word/2016/wordml/cid" xmlns:w16="http://schemas.microsoft.com/office/word/2018/wordml" xmlns:w16du="http://schemas.microsoft.com/office/word/2023/wordml/word16du" xmlns:w16sdtdh="http://schemas.microsoft.com/office/word/2020/wordml/sdtdatahash" xmlns:w16sdtfl="http://schemas.microsoft.com/office/word/2024/wordml/sdtformatlock" xmlns:w16se="http://schemas.microsoft.com/office/word/2015/wordml/symex" xmlns:wpg="http://schemas.microsoft.com/office/word/2010/wordprocessingGroup" xmlns:wpi="http://schemas.microsoft.com/office/word/2010/wordprocessingInk" xmlns:wne="http://schemas.microsoft.com/office/word/2006/wordml" xmlns:wps="http://schemas.microsoft.com/office/word/2010/wordprocessingShape" mc:Ignorable="w14 w15 w16se w16cid w16 w16cex w16sdtdh w16sdtfl w16du wp14">
+  <w:p>
+    <w:pPr>
+      <w:pStyle w:val="Header"/>
+    </w:pPr>
+  </w:p>
+</w:hdr>
 </file>
 
 <file path=word/numbering.xml><?xml version="1.0" encoding="utf-8"?>
@@ -3449,6 +3054,7 @@
   <w:style w:type="character" w:default="1" w:styleId="DefaultParagraphFont">
     <w:name w:val="Default Paragraph Font"/>
     <w:uiPriority w:val="1"/>
+    <w:semiHidden/>
     <w:unhideWhenUsed/>
   </w:style>
   <w:style w:type="table" w:default="1" w:styleId="TableNormal">
@@ -3784,6 +3390,50 @@
       <w:color w:val="605E5C"/>
       <w:shd w:val="clear" w:color="auto" w:fill="E1DFDD"/>
     </w:rPr>
+  </w:style>
+  <w:style w:type="paragraph" w:styleId="Header">
+    <w:name w:val="header"/>
+    <w:basedOn w:val="Normal"/>
+    <w:link w:val="HeaderChar"/>
+    <w:uiPriority w:val="99"/>
+    <w:unhideWhenUsed/>
+    <w:rsid w:val="006C75D9"/>
+    <w:pPr>
+      <w:tabs>
+        <w:tab w:val="center" w:pos="4513"/>
+        <w:tab w:val="right" w:pos="9026"/>
+      </w:tabs>
+      <w:spacing w:after="0" w:line="240" w:lineRule="auto"/>
+    </w:pPr>
+  </w:style>
+  <w:style w:type="character" w:customStyle="1" w:styleId="HeaderChar">
+    <w:name w:val="Header Char"/>
+    <w:basedOn w:val="DefaultParagraphFont"/>
+    <w:link w:val="Header"/>
+    <w:uiPriority w:val="99"/>
+    <w:rsid w:val="006C75D9"/>
+  </w:style>
+  <w:style w:type="paragraph" w:styleId="Footer">
+    <w:name w:val="footer"/>
+    <w:basedOn w:val="Normal"/>
+    <w:link w:val="FooterChar"/>
+    <w:uiPriority w:val="99"/>
+    <w:unhideWhenUsed/>
+    <w:rsid w:val="006C75D9"/>
+    <w:pPr>
+      <w:tabs>
+        <w:tab w:val="center" w:pos="4513"/>
+        <w:tab w:val="right" w:pos="9026"/>
+      </w:tabs>
+      <w:spacing w:after="0" w:line="240" w:lineRule="auto"/>
+    </w:pPr>
+  </w:style>
+  <w:style w:type="character" w:customStyle="1" w:styleId="FooterChar">
+    <w:name w:val="Footer Char"/>
+    <w:basedOn w:val="DefaultParagraphFont"/>
+    <w:link w:val="Footer"/>
+    <w:uiPriority w:val="99"/>
+    <w:rsid w:val="006C75D9"/>
   </w:style>
 </w:styles>
 </file>
